--- a/api/_docrh/modelos/contrato-trabalho-confidencialidade-aposentadoria.docx
+++ b/api/_docrh/modelos/contrato-trabalho-confidencialidade-aposentadoria.docx
@@ -627,7 +627,7 @@
                 <w:szCs w:val="22"/>
                 <w:highlight w:val="yellow"/>
               </w:rPr>
-              <w:t>08:00 às 12:00 e das 13:00 às 17:48 horas</w:t>
+              <w:t>{{HORARIO_TRABALHO}}</w:t>
             </w:r>
             <w:r>
               <w:rPr>
@@ -636,7 +636,6 @@
                 <w:sz w:val="22"/>
                 <w:szCs w:val="22"/>
               </w:rPr>
-              <w:t xml:space="preserve">, de segunda a sexta feira, com 01 (uma) hora de intervalo de refeição/repouso, perfazendo um total de 44 (quarenta e quatro) horas de trabalho </w:t>
             </w:r>
             <w:commentRangeStart w:id="2"/>
             <w:r>
@@ -646,14 +645,12 @@
                 <w:sz w:val="22"/>
                 <w:szCs w:val="22"/>
               </w:rPr>
-              <w:t>semanais</w:t>
             </w:r>
             <w:commentRangeEnd w:id="2"/>
             <w:r>
               <w:rPr>
                 <w:rStyle w:val="Refdecomentrio"/>
               </w:rPr>
-              <w:commentReference w:id="2"/>
             </w:r>
             <w:r>
               <w:rPr>
@@ -662,7 +659,6 @@
                 <w:sz w:val="22"/>
                 <w:szCs w:val="22"/>
               </w:rPr>
-              <w:t>.</w:t>
             </w:r>
           </w:p>
           <w:p>

--- a/api/_docrh/modelos/contrato-trabalho-confidencialidade-aposentadoria.docx
+++ b/api/_docrh/modelos/contrato-trabalho-confidencialidade-aposentadoria.docx
@@ -167,7 +167,7 @@
                 <w:sz w:val="22"/>
                 <w:szCs w:val="22"/>
               </w:rPr>
-              <w:t>: Indicado(a) na assinatura deste instrumento</w:t>
+              <w:t xml:space="preserve">: {{NOME_EMPREGADO}}, portador(a) do CPF No. {{CPF_EMPREGADO}}, residente e domiciliado(a) na {{ENDERECO_EMPREGADO}}</w:t>
             </w:r>
             <w:commentRangeEnd w:id="0"/>
             <w:r>
